--- a/Procesos .docx
+++ b/Procesos .docx
@@ -3,6 +3,12 @@
 <w:document xmlns:mc="http://schemas.openxmlformats.org/markup-compatibility/2006" xmlns:o="urn:schemas-microsoft-com:office:office" xmlns:r="http://schemas.openxmlformats.org/officeDocument/2006/relationships" xmlns:m="http://schemas.openxmlformats.org/officeDocument/2006/math" xmlns:v="urn:schemas-microsoft-com:vml" xmlns:wp="http://schemas.openxmlformats.org/drawingml/2006/wordprocessingDrawing" xmlns:w10="urn:schemas-microsoft-com:office:word" xmlns:w="http://schemas.openxmlformats.org/wordprocessingml/2006/main" xmlns:wne="http://schemas.microsoft.com/office/word/2006/wordml" xmlns:sl="http://schemas.openxmlformats.org/schemaLibrary/2006/main" xmlns:a="http://schemas.openxmlformats.org/drawingml/2006/main" xmlns:pic="http://schemas.openxmlformats.org/drawingml/2006/picture" xmlns:c="http://schemas.openxmlformats.org/drawingml/2006/chart" xmlns:lc="http://schemas.openxmlformats.org/drawingml/2006/lockedCanvas" xmlns:dgm="http://schemas.openxmlformats.org/drawingml/2006/diagram" xmlns:wps="http://schemas.microsoft.com/office/word/2010/wordprocessingShape" xmlns:wpg="http://schemas.microsoft.com/office/word/2010/wordprocessingGroup" xmlns:w14="http://schemas.microsoft.com/office/word/2010/wordml" xmlns:w15="http://schemas.microsoft.com/office/word/2012/wordml" xmlns:w16="http://schemas.microsoft.com/office/word/2018/wordml" xmlns:w16cex="http://schemas.microsoft.com/office/word/2018/wordml/cex" xmlns:w16cid="http://schemas.microsoft.com/office/word/2016/wordml/cid" xmlns="http://schemas.microsoft.com/office/tasks/2019/documenttasks" xmlns:cr="http://schemas.microsoft.com/office/comments/2020/reactions">
   <w:body>
     <w:p>
+      <w:pPr/>
+      <w:r>
+        <w:t>Este resultado se obtuvo antes de excluir 2020 y queda obsoleto. Recalcular el EDA y la población analítica con los años incluidos antes de incorporar cifras o conclusiones al informe.</w:t>
+      </w:r>
+    </w:p>
+    <w:p>
       <w:pPr>
         <w:spacing w:line="276" w:lineRule="auto"/>
         <w:ind w:left="0" w:firstLine="0"/>
@@ -96,13 +102,7 @@
         </w:rPr>
       </w:pPr>
       <w:r>
-        <w:rPr>
-          <w:rFonts w:ascii="Times New Roman" w:cs="Times New Roman" w:eastAsia="Times New Roman" w:hAnsi="Times New Roman"/>
-          <w:sz w:val="24"/>
-          <w:szCs w:val="24"/>
-          <w:rtl w:val="0"/>
-        </w:rPr>
-        <w:t xml:space="preserve">Se evaluó la calidad de los datos (nulos, cobertura temporal, consistencia) y se describieron patrones de retraso, cancelaciones por año, mes, aeropuerto y hora del día. Se definió como variable objetivo del modelo ArrDel15 la cual representa aquellos vuelos cuyo retraso es de 15 minutos o más. Esta fue validada y se encontraron 0 inconsistencias sobre 28.347.599 vuelos operados exitosamente. Los hallazgos principales son: a) Los nulos presentes en los  registros no corresponden a fallas de digitación.Sino, a aquellos vuelos que fueron cancelados y/o desviados por lo que su registro en la columna retrasos no se debe imputar. b) 2018 y 2022 tienen problemas de cobertura y 2020 es un año donde se evidencian valores atípicos relacionados a la emergencia sanitaria ocasionada por la pandemia. c) Se evidencia estacionalidad marcada en los meses de verano (mayor congestión y volumen de vuelos). d) El retraso de salida tiene una fuerte correlación con el predictor de retraso de llegada. Es decir, un vuelo que sale tarde difícilmente recupera el tiempo perdido en el aire.</w:t>
+        <w:t>Este resultado se obtuvo antes de excluir 2020 y queda obsoleto. Recalcular el EDA y la población analítica con los años incluidos antes de incorporar cifras o conclusiones al informe.</w:t>
       </w:r>
     </w:p>
     <w:p>
@@ -1829,13 +1829,7 @@
         </w:rPr>
       </w:pPr>
       <w:r>
-        <w:rPr>
-          <w:rFonts w:ascii="Times New Roman" w:cs="Times New Roman" w:eastAsia="Times New Roman" w:hAnsi="Times New Roman"/>
-          <w:sz w:val="24"/>
-          <w:szCs w:val="24"/>
-          <w:rtl w:val="0"/>
-        </w:rPr>
-        <w:t xml:space="preserve">2020 refleja lo ocurrido por la pandemia donde  se evidencia una diferencia clara entre el número total de vuelos por mes.</w:t>
+        <w:t>Este resultado se obtuvo antes de excluir 2020 y queda obsoleto. Recalcular el EDA y la población analítica con los años incluidos antes de incorporar cifras o conclusiones al informe.</w:t>
       </w:r>
     </w:p>
     <w:p>
@@ -2307,13 +2301,7 @@
         </w:rPr>
       </w:pPr>
       <w:r>
-        <w:rPr>
-          <w:rFonts w:ascii="Times New Roman" w:cs="Times New Roman" w:eastAsia="Times New Roman" w:hAnsi="Times New Roman"/>
-          <w:sz w:val="24"/>
-          <w:szCs w:val="24"/>
-          <w:rtl w:val="0"/>
-        </w:rPr>
-        <w:t xml:space="preserve">Como era de esperarse 2020 presenta la mayor tasa de cancelación entre los años analizados. Esto, manteniendo consistencia con las restricciones de la pandemia. El año 2022 tambien tiene un porcentaje de cancelaciones relativamente alto a comparacion del grupo. Sin embargo, debemos tener en consideración que el año 2022 sólo registra datos hasta julio por lo que habrá que verificar si ese valor se mantiene al contrastar los datos con la misma cantidad de meses en cada año. Por otra parte, el porcentaje de vuelos desviados se mantiene consistente durante los años.</w:t>
+        <w:t>Este resultado se obtuvo antes de excluir 2020 y queda obsoleto. Recalcular el EDA y la población analítica con los años incluidos antes de incorporar cifras o conclusiones al informe.</w:t>
       </w:r>
     </w:p>
     <w:p>
@@ -2497,13 +2485,7 @@
         </w:rPr>
       </w:pPr>
       <w:r>
-        <w:rPr>
-          <w:rFonts w:ascii="Times New Roman" w:cs="Times New Roman" w:eastAsia="Times New Roman" w:hAnsi="Times New Roman"/>
-          <w:sz w:val="24"/>
-          <w:szCs w:val="24"/>
-          <w:rtl w:val="0"/>
-        </w:rPr>
-        <w:t xml:space="preserve">2018 y 2019 presentan una tasa de retrasos parecida. En 2020 el porcentaje de vuelos retrasados baja considerablemente y evidenciamos que el retraso promedio en minutos es de -4.9 minutos. La presencia de valores negativos indica que el vuelo llegó antes de lo esperado.Esto es consecuente a la disminución de tráfico aéreo durante la pandemia.</w:t>
+        <w:t>Este resultado se obtuvo antes de excluir 2020 y queda obsoleto. Recalcular el EDA y la población analítica con los años incluidos antes de incorporar cifras o conclusiones al informe.</w:t>
       </w:r>
     </w:p>
     <w:p>
@@ -2848,13 +2830,7 @@
         </w:rPr>
       </w:pPr>
       <w:r>
-        <w:rPr>
-          <w:rFonts w:ascii="Times New Roman" w:cs="Times New Roman" w:eastAsia="Times New Roman" w:hAnsi="Times New Roman"/>
-          <w:sz w:val="24"/>
-          <w:szCs w:val="24"/>
-          <w:rtl w:val="0"/>
-        </w:rPr>
-        <w:t xml:space="preserve">Al restringir el análisis al periodo homogéneo de enero a julio, el porcentaje de retrasados en 2022 se mantiene exactamente igual en 21.6%. Esto ocurre porque el año 2022 en la fuente de datos original ya venía limitado por defecto hasta el mes de julio, por lo que el filtro no eliminó ningún mes adicional y sus cifras se conservaron intactas. En la misma línea, la alta tasa de cancelación de 2022 se mantiene en 3.02%, confirmando que no se trataba de un espejismo estacional del verano, sino de un problema estructural de ese año operativo. Por el contrario, los valores de 2018 sí cambian de manera notable al recortar la base: el número de vuelos analizados pasa de 5.58 a 2.53 millones, el porcentaje de retrasos asciende de 19.5% a 20.1% y el retraso medio sube de 5.4 a 5.8 minutos, lo que demuestra que los meses excluidos de 2018 poseían un comportamiento diferente y que alinear el periodo calendario corrige dicha distorsión. Finalmente, 2020 sigue destacando de forma radical como el año más atípico, registrando el menor porcentaje de retrasos con un 11.0%, un promedio de llegada anticipada de -4.5 minutos debido a la escasez de tráfico aéreo y un pico histórico de cancelaciones del 9.17%.</w:t>
+        <w:t>Este resultado se obtuvo antes de excluir 2020 y queda obsoleto. Recalcular el EDA y la población analítica con los años incluidos antes de incorporar cifras o conclusiones al informe.</w:t>
       </w:r>
     </w:p>
     <w:p>
@@ -3007,53 +2983,7 @@
         </w:rPr>
       </w:pPr>
       <w:r>
-        <w:rPr>
-          <w:rFonts w:ascii="Times New Roman" w:cs="Times New Roman" w:eastAsia="Times New Roman" w:hAnsi="Times New Roman"/>
-          <w:sz w:val="24"/>
-          <w:szCs w:val="24"/>
-          <w:rtl w:val="0"/>
-        </w:rPr>
-        <w:t xml:space="preserve">El grafico izquierdo </w:t>
-      </w:r>
-      <w:r>
-        <w:rPr>
-          <w:rFonts w:ascii="Times New Roman" w:cs="Times New Roman" w:eastAsia="Times New Roman" w:hAnsi="Times New Roman"/>
-          <w:b w:val="1"/>
-          <w:bCs w:val="1"/>
-          <w:sz w:val="24"/>
-          <w:szCs w:val="24"/>
-          <w:rtl w:val="0"/>
-        </w:rPr>
-        <w:t xml:space="preserve">% de vuelos retrasados por mes</w:t>
-      </w:r>
-      <w:r>
-        <w:rPr>
-          <w:rFonts w:ascii="Times New Roman" w:cs="Times New Roman" w:eastAsia="Times New Roman" w:hAnsi="Times New Roman"/>
-          <w:sz w:val="24"/>
-          <w:szCs w:val="24"/>
-          <w:rtl w:val="0"/>
-        </w:rPr>
-        <w:t xml:space="preserve"> destaca por la evidencia de un comportamiento estacional marcado en los años operativos normales (excluyendo 2020) correspondiente a los meses de verano (entre junio y agosto). Donde se registran picos en la tasa de retrasos en vuelos lo cual podría ser explicado por el aumento de loos vuelos y la congestión en el espacio aéreo. Por otro lado, el grafico derecho </w:t>
-      </w:r>
-      <w:r>
-        <w:rPr>
-          <w:rFonts w:ascii="Times New Roman" w:cs="Times New Roman" w:eastAsia="Times New Roman" w:hAnsi="Times New Roman"/>
-          <w:b w:val="1"/>
-          <w:bCs w:val="1"/>
-          <w:sz w:val="24"/>
-          <w:szCs w:val="24"/>
-          <w:rtl w:val="0"/>
-        </w:rPr>
-        <w:t xml:space="preserve">% de vuelos cancelados por mes </w:t>
-      </w:r>
-      <w:r>
-        <w:rPr>
-          <w:rFonts w:ascii="Times New Roman" w:cs="Times New Roman" w:eastAsia="Times New Roman" w:hAnsi="Times New Roman"/>
-          <w:sz w:val="24"/>
-          <w:szCs w:val="24"/>
-          <w:rtl w:val="0"/>
-        </w:rPr>
-        <w:t xml:space="preserve">evidencia un comportamiento estable en la tasa de cancelaciones de vuelos por mes en todos los periodos excluyendo al año 2020 donde el porcentaje de cancelaciones se dispara a más del 40% debido a las cancelaciones ocasionadas por la pandemia.</w:t>
+        <w:t>Este resultado se obtuvo antes de excluir 2020 y queda obsoleto. Recalcular el EDA y la población analítica con los años incluidos antes de incorporar cifras o conclusiones al informe.</w:t>
       </w:r>
     </w:p>
     <w:p>
